--- a/graded-submissions/student_submission_example2_Graded.docx
+++ b/graded-submissions/student_submission_example2_Graded.docx
@@ -652,6 +652,12 @@
         </w:rPr>
         <w:t>Grading Completed</w:t>
       </w:r>
+      <w:r>
+        <w:rPr>
+          <w:color w:val="0000FF"/>
+        </w:rPr>
+        <w:t xml:space="preserve"> | Review Passed</w:t>
+      </w:r>
     </w:p>
     <w:sectPr>
       <w:pgSz w:w="12240" w:h="15840"/>
